--- a/presentation/FinalReport.docx
+++ b/presentation/FinalReport.docx
@@ -279,14 +279,7 @@
           <w:rFonts w:ascii="Times New Roman" w:hAnsi="Times New Roman" w:cs="Times New Roman"/>
           <w:color w:val="auto"/>
         </w:rPr>
-        <w:t>3.1 Text</w:t>
-      </w:r>
-      <w:r>
-        <w:rPr>
-          <w:rFonts w:ascii="Times New Roman" w:hAnsi="Times New Roman" w:cs="Times New Roman"/>
-          <w:color w:val="auto"/>
-        </w:rPr>
-        <w:t>-Only Baseline: BERT</w:t>
+        <w:t>3.1 Text-Only Baseline: BERT</w:t>
       </w:r>
     </w:p>
     <w:p>
@@ -305,25 +298,7 @@
           <w:sz w:val="24"/>
           <w:szCs w:val="24"/>
         </w:rPr>
-        <w:t xml:space="preserve">Our baseline model processes only the caption text. We fine-tune BERT-base-uncased, a 12-layer bidirectional transformer with 109.7 million parameters. The final hidden state of the [CLS] token is passed through a two-layer classifier head: a linear projection to 256 dimensions followed by dropout (p = 0.3) and a final linear layer mapping to </w:t>
-      </w:r>
-      <w:proofErr w:type="gramStart"/>
-      <w:r>
-        <w:rPr>
-          <w:rFonts w:ascii="Times New Roman" w:hAnsi="Times New Roman" w:cs="Times New Roman"/>
-          <w:sz w:val="24"/>
-          <w:szCs w:val="24"/>
-        </w:rPr>
-        <w:t>two output</w:t>
-      </w:r>
-      <w:proofErr w:type="gramEnd"/>
-      <w:r>
-        <w:rPr>
-          <w:rFonts w:ascii="Times New Roman" w:hAnsi="Times New Roman" w:cs="Times New Roman"/>
-          <w:sz w:val="24"/>
-          <w:szCs w:val="24"/>
-        </w:rPr>
-        <w:t xml:space="preserve"> classes. The model is trained end-to-end with cross-entropy loss, AdamW optimizer, a learning rate of 2×10⁻⁵, weight decay of 0.01, and 100 linear warmup steps.</w:t>
+        <w:t>Our baseline model processes only the caption text. We fine-tune BERT-base-uncased, a 12-layer bidirectional transformer with 109.7 million parameters. The final hidden state of the [CLS] token is passed through a two-layer classifier head: a linear projection to 256 dimensions followed by dropout (p = 0.3) and a final linear layer mapping to two output classes. The model is trained end-to-end with cross-entropy loss, AdamW optimizer, a learning rate of 2×10⁻⁵, weight decay of 0.01, and 100 linear warmup steps.</w:t>
       </w:r>
     </w:p>
     <w:p>
@@ -339,14 +314,7 @@
           <w:rFonts w:ascii="Times New Roman" w:hAnsi="Times New Roman" w:cs="Times New Roman"/>
           <w:color w:val="auto"/>
         </w:rPr>
-        <w:t>3.2 Image</w:t>
-      </w:r>
-      <w:r>
-        <w:rPr>
-          <w:rFonts w:ascii="Times New Roman" w:hAnsi="Times New Roman" w:cs="Times New Roman"/>
-          <w:color w:val="auto"/>
-        </w:rPr>
-        <w:t>-Only Model: ResNet18</w:t>
+        <w:t>3.2 Image-Only Model: ResNet18</w:t>
       </w:r>
     </w:p>
     <w:p>
@@ -390,14 +358,7 @@
           <w:rFonts w:ascii="Times New Roman" w:hAnsi="Times New Roman" w:cs="Times New Roman"/>
           <w:color w:val="auto"/>
         </w:rPr>
-        <w:t>3.3 Late</w:t>
-      </w:r>
-      <w:r>
-        <w:rPr>
-          <w:rFonts w:ascii="Times New Roman" w:hAnsi="Times New Roman" w:cs="Times New Roman"/>
-          <w:color w:val="auto"/>
-        </w:rPr>
-        <w:t>-Fusion Multimodal Model</w:t>
+        <w:t>3.3 Late-Fusion Multimodal Model</w:t>
       </w:r>
     </w:p>
     <w:p>
@@ -427,21 +388,12 @@
           <w:color w:val="auto"/>
         </w:rPr>
       </w:pPr>
-      <w:proofErr w:type="gramStart"/>
       <w:r>
         <w:rPr>
           <w:rFonts w:ascii="Times New Roman" w:hAnsi="Times New Roman" w:cs="Times New Roman"/>
           <w:color w:val="auto"/>
         </w:rPr>
-        <w:t>3.4  CLIP</w:t>
-      </w:r>
-      <w:proofErr w:type="gramEnd"/>
-      <w:r>
-        <w:rPr>
-          <w:rFonts w:ascii="Times New Roman" w:hAnsi="Times New Roman" w:cs="Times New Roman"/>
-          <w:color w:val="auto"/>
-        </w:rPr>
-        <w:t xml:space="preserve"> with Frozen Encoder</w:t>
+        <w:t>3.4  CLIP with Frozen Encoder</w:t>
       </w:r>
     </w:p>
     <w:p>
@@ -495,25 +447,7 @@
           <w:sz w:val="24"/>
           <w:szCs w:val="24"/>
         </w:rPr>
-        <w:t xml:space="preserve">All models were trained for five epochs using a batch size of 32 on a CPU with no GPU acceleration. Although this constrained throughput and limited experimentation, it produced consistent and comparable results across models. We </w:t>
-      </w:r>
-      <w:proofErr w:type="gramStart"/>
-      <w:r>
-        <w:rPr>
-          <w:rFonts w:ascii="Times New Roman" w:hAnsi="Times New Roman" w:cs="Times New Roman"/>
-          <w:sz w:val="24"/>
-          <w:szCs w:val="24"/>
-        </w:rPr>
-        <w:t>report validation</w:t>
-      </w:r>
-      <w:proofErr w:type="gramEnd"/>
-      <w:r>
-        <w:rPr>
-          <w:rFonts w:ascii="Times New Roman" w:hAnsi="Times New Roman" w:cs="Times New Roman"/>
-          <w:sz w:val="24"/>
-          <w:szCs w:val="24"/>
-        </w:rPr>
-        <w:t xml:space="preserve"> AUROC as our primary metric because it is threshold-independent and robust to class imbalance. Accuracy and F1 score are reported as secondary metrics.</w:t>
+        <w:t>All models were trained for five epochs using a batch size of 32 on a CPU with no GPU acceleration. Although this constrained throughput and limited experimentation, it produced consistent and comparable results across models. We report validation AUROC as our primary metric because it is threshold-independent and robust to class imbalance. Accuracy and F1 score are reported as secondary metrics.</w:t>
       </w:r>
     </w:p>
     <w:p>
@@ -691,25 +625,7 @@
           <w:sz w:val="24"/>
           <w:szCs w:val="24"/>
         </w:rPr>
-        <w:t xml:space="preserve">The loss curves in Figure 2 </w:t>
-      </w:r>
-      <w:proofErr w:type="gramStart"/>
-      <w:r>
-        <w:rPr>
-          <w:rFonts w:ascii="Times New Roman" w:hAnsi="Times New Roman" w:cs="Times New Roman"/>
-          <w:sz w:val="24"/>
-          <w:szCs w:val="24"/>
-        </w:rPr>
-        <w:t>reveal</w:t>
-      </w:r>
-      <w:proofErr w:type="gramEnd"/>
-      <w:r>
-        <w:rPr>
-          <w:rFonts w:ascii="Times New Roman" w:hAnsi="Times New Roman" w:cs="Times New Roman"/>
-          <w:sz w:val="24"/>
-          <w:szCs w:val="24"/>
-        </w:rPr>
-        <w:t xml:space="preserve"> a key asymmetry. For text and fusion models, training loss drops steeply—from 0.55 to 0.23 for BERT—while validation loss climbs from 0.74 to 0.95. This gap indicates overfitting beginning around epoch two. The fusion model is even more extreme, with validation loss reaching 1.05 by epoch five, the highest of all models despite having the most parameters. In contrast, the CLIP and image model losses change little in either direction, indicating underfitting rather than overfitting.</w:t>
+        <w:t>The loss curves in Figure 2 reveal a key asymmetry. For text and fusion models, training loss drops steeply—from 0.55 to 0.23 for BERT—while validation loss climbs from 0.74 to 0.95. This gap indicates overfitting beginning around epoch two. The fusion model is even more extreme, with validation loss reaching 1.05 by epoch five, the highest of all models despite having the most parameters. In contrast, the CLIP and image model losses change little in either direction, indicating underfitting rather than overfitting.</w:t>
       </w:r>
     </w:p>
     <w:p>
@@ -1293,27 +1209,7 @@
                 <w:sz w:val="24"/>
                 <w:szCs w:val="24"/>
               </w:rPr>
-              <w:t>Fusion (</w:t>
-            </w:r>
-            <w:proofErr w:type="spellStart"/>
-            <w:r>
-              <w:rPr>
-                <w:rFonts w:ascii="Times New Roman" w:hAnsi="Times New Roman" w:cs="Times New Roman"/>
-                <w:b/>
-                <w:sz w:val="24"/>
-                <w:szCs w:val="24"/>
-              </w:rPr>
-              <w:t>BERT+ResNet</w:t>
-            </w:r>
-            <w:proofErr w:type="spellEnd"/>
-            <w:r>
-              <w:rPr>
-                <w:rFonts w:ascii="Times New Roman" w:hAnsi="Times New Roman" w:cs="Times New Roman"/>
-                <w:b/>
-                <w:sz w:val="24"/>
-                <w:szCs w:val="24"/>
-              </w:rPr>
-              <w:t>)</w:t>
+              <w:t>Fusion (BERT+ResNet)</w:t>
             </w:r>
           </w:p>
         </w:tc>
@@ -1662,14 +1558,7 @@
           <w:rFonts w:ascii="Times New Roman" w:hAnsi="Times New Roman" w:cs="Times New Roman"/>
           <w:color w:val="auto"/>
         </w:rPr>
-        <w:t>5.1 Why</w:t>
-      </w:r>
-      <w:r>
-        <w:rPr>
-          <w:rFonts w:ascii="Times New Roman" w:hAnsi="Times New Roman" w:cs="Times New Roman"/>
-          <w:color w:val="auto"/>
-        </w:rPr>
-        <w:t xml:space="preserve"> Text Dominates</w:t>
+        <w:t>5.1 Why Text Dominates</w:t>
       </w:r>
     </w:p>
     <w:p>
@@ -1704,14 +1593,7 @@
           <w:rFonts w:ascii="Times New Roman" w:hAnsi="Times New Roman" w:cs="Times New Roman"/>
           <w:color w:val="auto"/>
         </w:rPr>
-        <w:t>5.2 Why</w:t>
-      </w:r>
-      <w:r>
-        <w:rPr>
-          <w:rFonts w:ascii="Times New Roman" w:hAnsi="Times New Roman" w:cs="Times New Roman"/>
-          <w:color w:val="auto"/>
-        </w:rPr>
-        <w:t xml:space="preserve"> the Image Branch Hurt Fusion</w:t>
+        <w:t>5.2 Why the Image Branch Hurt Fusion</w:t>
       </w:r>
     </w:p>
     <w:p>
@@ -1746,14 +1628,7 @@
           <w:rFonts w:ascii="Times New Roman" w:hAnsi="Times New Roman" w:cs="Times New Roman"/>
           <w:color w:val="auto"/>
         </w:rPr>
-        <w:t>5.3 Class</w:t>
-      </w:r>
-      <w:r>
-        <w:rPr>
-          <w:rFonts w:ascii="Times New Roman" w:hAnsi="Times New Roman" w:cs="Times New Roman"/>
-          <w:color w:val="auto"/>
-        </w:rPr>
-        <w:t xml:space="preserve"> Imbalance and F1</w:t>
+        <w:t>5.3 Class Imbalance and F1</w:t>
       </w:r>
     </w:p>
     <w:p>
@@ -1772,25 +1647,7 @@
           <w:sz w:val="24"/>
           <w:szCs w:val="24"/>
         </w:rPr>
-        <w:t xml:space="preserve">The 84/16 </w:t>
-      </w:r>
-      <w:proofErr w:type="gramStart"/>
-      <w:r>
-        <w:rPr>
-          <w:rFonts w:ascii="Times New Roman" w:hAnsi="Times New Roman" w:cs="Times New Roman"/>
-          <w:sz w:val="24"/>
-          <w:szCs w:val="24"/>
-        </w:rPr>
-        <w:t>class split</w:t>
-      </w:r>
-      <w:proofErr w:type="gramEnd"/>
-      <w:r>
-        <w:rPr>
-          <w:rFonts w:ascii="Times New Roman" w:hAnsi="Times New Roman" w:cs="Times New Roman"/>
-          <w:sz w:val="24"/>
-          <w:szCs w:val="24"/>
-        </w:rPr>
-        <w:t xml:space="preserve"> consistently suppresses F1 scores. Because the majority class is “not hateful,” a model that predicts everything as not hateful achieves 84% accuracy but zero F1 for the hateful class. Our models partially overcome this by learning some signal, but without explicit handling—weighted loss or oversampling—the classifier remains biased toward the majority class. This is most visible in CLIP, which produced F1 scores of 0.000 for the first three epochs, meaning it predicted exclusively “not hateful” until epoch four.</w:t>
+        <w:t>The 84/16 class split consistently suppresses F1 scores. Because the majority class is “not hateful,” a model that predicts everything as not hateful achieves 84% accuracy but zero F1 for the hateful class. Our models partially overcome this by learning some signal, but without explicit handling—weighted loss or oversampling—the classifier remains biased toward the majority class. This is most visible in CLIP, which produced F1 scores of 0.000 for the first three epochs, meaning it predicted exclusively “not hateful” until epoch four.</w:t>
       </w:r>
     </w:p>
     <w:p>
@@ -1806,14 +1663,7 @@
           <w:rFonts w:ascii="Times New Roman" w:hAnsi="Times New Roman" w:cs="Times New Roman"/>
           <w:color w:val="auto"/>
         </w:rPr>
-        <w:t>5.4 CLIP’s</w:t>
-      </w:r>
-      <w:r>
-        <w:rPr>
-          <w:rFonts w:ascii="Times New Roman" w:hAnsi="Times New Roman" w:cs="Times New Roman"/>
-          <w:color w:val="auto"/>
-        </w:rPr>
-        <w:t xml:space="preserve"> Trajectory</w:t>
+        <w:t>5.4 CLIP’s Trajectory</w:t>
       </w:r>
     </w:p>
     <w:p>
@@ -1887,25 +1737,7 @@
           <w:szCs w:val="24"/>
         </w:rPr>
         <w:lastRenderedPageBreak/>
-        <w:t xml:space="preserve">We did not implement early stopping, which meant all models trained past their optimal checkpoint. For text and fusion, the best results were consistently observed at epoch one or </w:t>
-      </w:r>
-      <w:proofErr w:type="gramStart"/>
-      <w:r>
-        <w:rPr>
-          <w:rFonts w:ascii="Times New Roman" w:hAnsi="Times New Roman" w:cs="Times New Roman"/>
-          <w:sz w:val="24"/>
-          <w:szCs w:val="24"/>
-        </w:rPr>
-        <w:t>two;</w:t>
-      </w:r>
-      <w:proofErr w:type="gramEnd"/>
-      <w:r>
-        <w:rPr>
-          <w:rFonts w:ascii="Times New Roman" w:hAnsi="Times New Roman" w:cs="Times New Roman"/>
-          <w:sz w:val="24"/>
-          <w:szCs w:val="24"/>
-        </w:rPr>
-        <w:t xml:space="preserve"> all subsequent training increased validation loss. A simple patience-based early stopping mechanism would have improved final performance without any architectural changes.</w:t>
+        <w:t>We did not implement early stopping, which meant all models trained past their optimal checkpoint. For text and fusion, the best results were consistently observed at epoch one or two; all subsequent training increased validation loss. A simple patience-based early stopping mechanism would have improved final performance without any architectural changes.</w:t>
       </w:r>
     </w:p>
     <w:p>
@@ -2336,7 +2168,7 @@
                 <w:szCs w:val="24"/>
               </w:rPr>
               <w:lastRenderedPageBreak/>
-              <w:t>[Member 3]</w:t>
+              <w:t>Joshua Godwin</w:t>
             </w:r>
           </w:p>
         </w:tc>
@@ -2622,25 +2454,7 @@
                 <w:sz w:val="24"/>
                 <w:szCs w:val="24"/>
               </w:rPr>
-              <w:t xml:space="preserve">Identifying dataset column mismatches; fixing </w:t>
-            </w:r>
-            <w:proofErr w:type="gramStart"/>
-            <w:r>
-              <w:rPr>
-                <w:rFonts w:ascii="Times New Roman" w:hAnsi="Times New Roman" w:cs="Times New Roman"/>
-                <w:sz w:val="24"/>
-                <w:szCs w:val="24"/>
-              </w:rPr>
-              <w:t>torch.load</w:t>
-            </w:r>
-            <w:proofErr w:type="gramEnd"/>
-            <w:r>
-              <w:rPr>
-                <w:rFonts w:ascii="Times New Roman" w:hAnsi="Times New Roman" w:cs="Times New Roman"/>
-                <w:sz w:val="24"/>
-                <w:szCs w:val="24"/>
-              </w:rPr>
-              <w:t xml:space="preserve"> compatibility with PyTorch 2.6</w:t>
+              <w:t>Identifying dataset column mismatches; fixing torch.load compatibility with PyTorch 2.6</w:t>
             </w:r>
           </w:p>
         </w:tc>
@@ -2763,7 +2577,7 @@
                 <w:sz w:val="24"/>
                 <w:szCs w:val="24"/>
               </w:rPr>
-              <w:t>2</w:t>
+              <w:t>1</w:t>
             </w:r>
             <w:r>
               <w:rPr>
@@ -2772,6 +2586,81 @@
                 <w:szCs w:val="24"/>
               </w:rPr>
               <w:t>0%</w:t>
+            </w:r>
+          </w:p>
+        </w:tc>
+      </w:tr>
+      <w:tr>
+        <w:trPr>
+          <w:jc w:val="center"/>
+        </w:trPr>
+        <w:tc>
+          <w:tcPr>
+            <w:tcW w:w="2160" w:type="dxa"/>
+            <w:shd w:val="clear" w:color="auto" w:fill="F5F5F5"/>
+          </w:tcPr>
+          <w:p>
+            <w:pPr>
+              <w:rPr>
+                <w:rFonts w:ascii="Times New Roman" w:hAnsi="Times New Roman" w:cs="Times New Roman"/>
+                <w:sz w:val="24"/>
+                <w:szCs w:val="24"/>
+              </w:rPr>
+            </w:pPr>
+            <w:r>
+              <w:rPr>
+                <w:rFonts w:ascii="Times New Roman" w:hAnsi="Times New Roman" w:cs="Times New Roman"/>
+                <w:sz w:val="24"/>
+                <w:szCs w:val="24"/>
+              </w:rPr>
+              <w:t>GitHub issues</w:t>
+            </w:r>
+          </w:p>
+        </w:tc>
+        <w:tc>
+          <w:tcPr>
+            <w:tcW w:w="5472" w:type="dxa"/>
+            <w:shd w:val="clear" w:color="auto" w:fill="F5F5F5"/>
+          </w:tcPr>
+          <w:p>
+            <w:pPr>
+              <w:rPr>
+                <w:rFonts w:ascii="Times New Roman" w:hAnsi="Times New Roman" w:cs="Times New Roman"/>
+                <w:sz w:val="24"/>
+                <w:szCs w:val="24"/>
+              </w:rPr>
+            </w:pPr>
+            <w:r>
+              <w:rPr>
+                <w:rFonts w:ascii="Times New Roman" w:hAnsi="Times New Roman" w:cs="Times New Roman"/>
+                <w:sz w:val="24"/>
+                <w:szCs w:val="24"/>
+              </w:rPr>
+              <w:t>Help with merging and committing issues</w:t>
+            </w:r>
+          </w:p>
+        </w:tc>
+        <w:tc>
+          <w:tcPr>
+            <w:tcW w:w="1440" w:type="dxa"/>
+            <w:shd w:val="clear" w:color="auto" w:fill="F5F5F5"/>
+          </w:tcPr>
+          <w:p>
+            <w:pPr>
+              <w:jc w:val="center"/>
+              <w:rPr>
+                <w:rFonts w:ascii="Times New Roman" w:hAnsi="Times New Roman" w:cs="Times New Roman"/>
+                <w:sz w:val="24"/>
+                <w:szCs w:val="24"/>
+              </w:rPr>
+            </w:pPr>
+            <w:r>
+              <w:rPr>
+                <w:rFonts w:ascii="Times New Roman" w:hAnsi="Times New Roman" w:cs="Times New Roman"/>
+                <w:sz w:val="24"/>
+                <w:szCs w:val="24"/>
+              </w:rPr>
+              <w:t>5% of GitHub</w:t>
             </w:r>
           </w:p>
         </w:tc>

--- a/presentation/FinalReport.docx
+++ b/presentation/FinalReport.docx
@@ -1983,7 +1983,7 @@
                 <w:sz w:val="24"/>
                 <w:szCs w:val="24"/>
               </w:rPr>
-              <w:t>[Member 1]</w:t>
+              <w:t>Chayasri Kirankumar</w:t>
             </w:r>
           </w:p>
         </w:tc>
@@ -2075,7 +2075,7 @@
                 <w:sz w:val="24"/>
                 <w:szCs w:val="24"/>
               </w:rPr>
-              <w:t>[Member 2]</w:t>
+              <w:t>Bansari Yadav</w:t>
             </w:r>
           </w:p>
         </w:tc>
